--- a/output/20260928-en-submissions/M4/stage3/M4_信度结构化组合难度估计_EN_终稿.docx
+++ b/output/20260928-en-submissions/M4/stage3/M4_信度结构化组合难度估计_EN_终稿.docx
@@ -64,7 +64,46 @@
         <w:rPr>
           <w:sz w:val="22"/>
         </w:rPr>
-        <w:t>AI-Assisted Writing Disclosure. This manuscript was prepared with the assistance of a large language model (LLM) used strictly as a language-polishing and drafting aid. No LLM authored scientific content or made any analytical, statistical, or experimental decision; all results, claims, and numerical values were produced by the authors' own experiments, simulations, and scripts. The LLM was not used to generate data, analyses, or conclusions.</w:t>
+        <w:t xml:space="preserve">AI-Assisted Writing Disclosure.This manuscript was prepared with the assistance of large language models (LLMs) and AI coding agents.These tools were used, to varying extents, for: (i) generating and editing analysis scripts; (ii) executing and re-running experiments; (iii) drafting, translating and polishing manuscript text; (iv) drafting internal revision-tracking documents.The claim made in an earlier version of this disclosure — that the LLM "was used strictly as a language-polishing and drafting aid" and that no LLM participated in analytical, statistical or experimental work — </w:t>
+      </w:r>
+      <w:r>
+        <w:rPr>
+          <w:b/>
+          <w:sz w:val="22"/>
+        </w:rPr>
+        <w:t>has been withdrawn</w:t>
+      </w:r>
+      <w:r>
+        <w:rPr>
+          <w:sz w:val="22"/>
+        </w:rPr>
+        <w:t>, because it is not consistent with the traces visible in the accompanying repository (supervisor's review §2.3, 2026-09-29).</w:t>
+      </w:r>
+    </w:p>
+    <w:p>
+      <w:pPr>
+        <w:spacing w:after="44"/>
+        <w:ind w:firstLine="0"/>
+        <w:jc w:val="center"/>
+      </w:pPr>
+      <w:r>
+        <w:rPr>
+          <w:sz w:val="22"/>
+        </w:rPr>
+        <w:t xml:space="preserve">The per-task division of work between the author and these tools, and the scope of the author's own verification of each tool output, is recorded by the author in the role-and-tools table of the dissertation proposal (§10.1) and will be stated here in its final form before submission.The corresponding author has </w:t>
+      </w:r>
+      <w:r>
+        <w:rPr>
+          <w:b/>
+          <w:sz w:val="22"/>
+        </w:rPr>
+        <w:t>not</w:t>
+      </w:r>
+      <w:r>
+        <w:rPr>
+          <w:sz w:val="22"/>
+        </w:rPr>
+        <w:t xml:space="preserve"> yet reviewed and approved this disclosure; accordingly, and per review §10, the corresponding author's name is withheld from this manuscript until the final version is approved.All numerical results reported here were produced by the scripts in the accompanying repository and are reproducible from them.</w:t>
       </w:r>
     </w:p>
     <w:p>
@@ -74,6 +113,144 @@
         <w:jc w:val="both"/>
       </w:pPr>
       <w:r>
+        <w:t>&amp;nbsp;&amp;nbsp;</w:t>
+      </w:r>
+      <w:r>
+        <w:rPr>
+          <w:b/>
+        </w:rPr>
+        <w:t>Not submitted as an independent manuscript (review §4.4, 2026-09-29).</w:t>
+      </w:r>
+      <w:r>
+        <w:t xml:space="preserve"> This manuscript is </w:t>
+      </w:r>
+      <w:r>
+        <w:rPr>
+          <w:b/>
+        </w:rPr>
+        <w:t>not submitted as an independent paper</w:t>
+      </w:r>
+      <w:r>
+        <w:t>. Reason: its empirical part rests on the same basis as M1 — the same cache (</w:t>
+      </w:r>
+      <w:r>
+        <w:rPr>
+          <w:rFonts w:ascii="Courier New" w:hAnsi="Courier New"/>
+          <w:sz w:val="22"/>
+        </w:rPr>
+        <w:t>difficulty_cache.npz</w:t>
+      </w:r>
+      <w:r>
+        <w:t xml:space="preserve">), the same DBE-KT22 teacher labels (212 items), the same Junyi labels, the same block-B holdout, the same λ_cf and the same </w:t>
+      </w:r>
+      <w:r>
+        <w:rPr>
+          <w:rFonts w:ascii="Courier New" w:hAnsi="Courier New"/>
+          <w:sz w:val="22"/>
+        </w:rPr>
+        <w:t>srw7</w:t>
+      </w:r>
+      <w:r>
+        <w:t xml:space="preserve">; both papers call the DBE teacher labels the only exogenous criterion and both make the criterion-dependence of fusion a core conclusion, so the overlap is too large. Moreover M4's P2 re-runs M1's </w:t>
+      </w:r>
+      <w:r>
+        <w:rPr>
+          <w:rFonts w:ascii="Courier New" w:hAnsi="Courier New"/>
+          <w:sz w:val="22"/>
+        </w:rPr>
+        <w:t>srw7</w:t>
+      </w:r>
+      <w:r>
+        <w:t xml:space="preserve"> holdout and reports +4.33 pp at k = 10, where M1 writes +3.823 pp for the same quantity — the same quantity appearing with different values in two manuscripts is itself the problem raised by §3.3 of the first review.</w:t>
+      </w:r>
+    </w:p>
+    <w:p>
+      <w:pPr>
+        <w:spacing w:after="120"/>
+        <w:ind w:firstLine="0"/>
+        <w:jc w:val="both"/>
+      </w:pPr>
+      <w:r>
+        <w:t>&amp;nbsp;&amp;nbsp;</w:t>
+      </w:r>
+      <w:r>
+        <w:rPr>
+          <w:b/>
+        </w:rPr>
+        <w:t>Handling</w:t>
+      </w:r>
+      <w:r>
+        <w:t xml:space="preserve">: the valuable content (the general form of reliability weighting and its limits) will either be folded into M1's methods section as a subsection, or be discussed only after a preregistered confirmatory test on an entirely different dataset. </w:t>
+      </w:r>
+      <w:r>
+        <w:rPr>
+          <w:b/>
+        </w:rPr>
+        <w:t>That choice is decided on 2026-11-03; no new experiment is added before then.</w:t>
+      </w:r>
+    </w:p>
+    <w:p>
+      <w:pPr>
+        <w:spacing w:after="120"/>
+        <w:ind w:firstLine="0"/>
+        <w:jc w:val="both"/>
+      </w:pPr>
+      <w:r>
+        <w:t>&amp;nbsp;&amp;nbsp;</w:t>
+      </w:r>
+      <w:r>
+        <w:rPr>
+          <w:b/>
+        </w:rPr>
+        <w:t>补充说明（审阅意见 4.1，2026-09-29）：互引缺失已记录为待办。</w:t>
+      </w:r>
+      <w:r>
+        <w:t xml:space="preserve"> M1 </w:t>
+      </w:r>
+      <w:r>
+        <w:t>一次也未提及</w:t>
+      </w:r>
+      <w:r>
+        <w:t xml:space="preserve"> M4</w:t>
+      </w:r>
+      <w:r>
+        <w:t>，</w:t>
+      </w:r>
+      <w:r>
+        <w:t xml:space="preserve">M4 </w:t>
+      </w:r>
+      <w:r>
+        <w:t>的参考文献中亦无</w:t>
+      </w:r>
+      <w:r>
+        <w:t xml:space="preserve"> M1 </w:t>
+      </w:r>
+      <w:r>
+        <w:t>条目；凡与</w:t>
+      </w:r>
+      <w:r>
+        <w:t xml:space="preserve"> M1 </w:t>
+      </w:r>
+      <w:r>
+        <w:t>同名的量，</w:t>
+      </w:r>
+      <w:r>
+        <w:rPr>
+          <w:b/>
+        </w:rPr>
+        <w:t>一律以 M1 的数值为准</w:t>
+      </w:r>
+      <w:r>
+        <w:t>。</w:t>
+      </w:r>
+    </w:p>
+    <w:p>
+      <w:pPr>
+        <w:spacing w:after="120"/>
+        <w:ind w:firstLine="0"/>
+        <w:jc w:val="both"/>
+      </w:pPr>
+      <w:r>
         <w:rPr>
           <w:b/>
           <w:sz w:val="24"/>
@@ -526,7 +703,27 @@
         <w:t>under cold-start conditions with only logs and no external difficulty labels, how should multiple difficulty signals be combined</w:t>
       </w:r>
       <w:r>
-        <w:t>.</w:t>
+        <w:t xml:space="preserve">.M4 neither contains nor modifies M1's </w:t>
+      </w:r>
+      <w:r>
+        <w:rPr>
+          <w:rFonts w:ascii="Courier New" w:hAnsi="Courier New"/>
+          <w:sz w:val="22"/>
+        </w:rPr>
+        <w:t>difficulty_fusion</w:t>
+      </w:r>
+      <w:r>
+        <w:t xml:space="preserve"> layer (the claim that estimators such as </w:t>
+      </w:r>
+      <w:r>
+        <w:rPr>
+          <w:rFonts w:ascii="Courier New" w:hAnsi="Courier New"/>
+          <w:sz w:val="22"/>
+        </w:rPr>
+        <w:t>srw7</w:t>
+      </w:r>
+      <w:r>
+        <w:t xml:space="preserve"> are special cases of M4 has been withdrawn; see §3.3); its holdout validation follows M1's protocol framework but uses an independent script and artifacts.</w:t>
       </w:r>
     </w:p>
     <w:p>
@@ -535,51 +732,44 @@
         <w:jc w:val="both"/>
       </w:pPr>
       <w:r>
-        <w:t xml:space="preserve">M4 neither contains nor modifies M1's </w:t>
+        <w:t>The priority statement that used to stand here is withdrawn (see the note immediately below).</w:t>
+      </w:r>
+      <w:r>
+        <w:rPr>
+          <w:b/>
+        </w:rPr>
+        <w:t>Withdrawn priority statement and withdrawn degeneration claim (review §4.1 / §4.2, 2026-09-29).</w:t>
+      </w:r>
+      <w:r>
+        <w:t xml:space="preserve"> The sentence previously standing here — that for identical quantities the values in this paper's </w:t>
       </w:r>
       <w:r>
         <w:rPr>
           <w:rFonts w:ascii="Courier New" w:hAnsi="Courier New"/>
           <w:sz w:val="22"/>
         </w:rPr>
-        <w:t>difficulty_fusion</w:t>
-      </w:r>
-      <w:r>
-        <w:t xml:space="preserve"> layer (estimators such as </w:t>
-      </w:r>
-      <w:r>
-        <w:rPr>
-          <w:rFonts w:ascii="Courier New" w:hAnsi="Courier New"/>
-          <w:sz w:val="22"/>
-        </w:rPr>
-        <w:t>srw7</w:t>
-      </w:r>
-      <w:r>
-        <w:t xml:space="preserve"> remain special cases of M4; see the degeneration proof in §3.3); its holdout validation follows M1's protocol framework but uses an independent script and artifacts, so for identical quantities the values in this paper's </w:t>
-      </w:r>
-      <w:r>
-        <w:rPr>
-          <w:rFonts w:ascii="Courier New" w:hAnsi="Courier New"/>
-          <w:sz w:val="22"/>
-        </w:rPr>
         <w:t>m4_results.json</w:t>
       </w:r>
       <w:r>
-        <w:t xml:space="preserve"> take precedence (readers citing specific numbers should cite this paper's table numbers to avoid drift from the M1 version).</w:t>
-      </w:r>
-    </w:p>
-    <w:p>
-      <w:pPr>
-        <w:pStyle w:val="Heading3"/>
-      </w:pPr>
-      <w:r>
-        <w:rPr>
-          <w:rFonts w:ascii="Times New Roman" w:hAnsi="Times New Roman"/>
+        <w:t xml:space="preserve"> take precedence — </w:t>
+      </w:r>
+      <w:r>
+        <w:rPr>
           <w:b/>
-          <w:color w:val="000000"/>
-          <w:sz w:val="24"/>
-        </w:rPr>
-        <w:t>1.3 Literature progress and our positioning</w:t>
+        </w:rPr>
+        <w:t>is withdrawn</w:t>
+      </w:r>
+      <w:r>
+        <w:t xml:space="preserve">: it inverts the direction that the first review required of M3 (defer to M1).For any quantity bearing the same name as one in M1, </w:t>
+      </w:r>
+      <w:r>
+        <w:rPr>
+          <w:b/>
+        </w:rPr>
+        <w:t>M1's value takes precedence</w:t>
+      </w:r>
+      <w:r>
+        <w:t>.It is also recorded as an open item that M1 never mentions M4 and that M4's reference list contains no M1 entry.</w:t>
       </w:r>
     </w:p>
     <w:p>
@@ -588,63 +778,74 @@
         <w:jc w:val="both"/>
       </w:pPr>
       <w:r>
-        <w:t xml:space="preserve">Multi-signal difficulty fusion has produced two sharply opposed camps on the LLM-annotation side.The </w:t>
+        <w:t xml:space="preserve">For the same reason this paper </w:t>
       </w:r>
       <w:r>
         <w:rPr>
           <w:b/>
         </w:rPr>
-        <w:t>optimistic camp</w:t>
-      </w:r>
-      <w:r>
-        <w:t xml:space="preserve">, represented by Ballon, Algaba, Verbeken, and Ginis (2025, LLMcompare), uses LLM pairwise comparison + Bradley–Terry aggregation and reaches Pearson r ≥ 0.80 with human annotation.The </w:t>
-      </w:r>
-      <w:r>
-        <w:rPr>
+        <w:t xml:space="preserve">no longer claims that </w:t>
+      </w:r>
+      <w:r>
+        <w:rPr>
+          <w:rFonts w:ascii="Courier New" w:hAnsi="Courier New"/>
           <w:b/>
-        </w:rPr>
-        <w:t>pessimistic camp</w:t>
-      </w:r>
-      <w:r>
-        <w:t xml:space="preserve">, represented by Li, Chen, Xiao, Chen, Jiao, and Zhou (2026, </w:t>
+          <w:sz w:val="22"/>
+        </w:rPr>
+        <w:t>srw7</w:t>
+      </w:r>
+      <w:r>
+        <w:rPr>
+          <w:b/>
+        </w:rPr>
+        <w:t xml:space="preserve"> is a special case of M4</w:t>
+      </w:r>
+      <w:r>
+        <w:t xml:space="preserve">: per review §4.2 that degeneration claim does not hold — when V = I, M4's weight is sign × √ρ whereas </w:t>
       </w:r>
       <w:r>
         <w:rPr>
           <w:rFonts w:ascii="Courier New" w:hAnsi="Courier New"/>
           <w:sz w:val="22"/>
         </w:rPr>
-        <w:t>li2026canllms</w:t>
-      </w:r>
-      <w:r>
-        <w:t xml:space="preserve">, Findings of ACL 2026), finds across 20+ models × 4 domains a mean Spearman ρ &lt; 0.5 versus human difficulty, with model self-assessment AUROC ≈ 0.55 (near random).Kolesnikova et al.(2026, </w:t>
+        <w:t>srw7</w:t>
+      </w:r>
+      <w:r>
+        <w:t xml:space="preserve">'s weight is ρ; the two are standardised differently; and </w:t>
       </w:r>
       <w:r>
         <w:rPr>
           <w:rFonts w:ascii="Courier New" w:hAnsi="Courier New"/>
           <w:sz w:val="22"/>
         </w:rPr>
-        <w:t>kolesnikova2026itemdifficulty</w:t>
-      </w:r>
-      <w:r>
-        <w:t xml:space="preserve">) systematically test judgment form × decision type × prompting strategy with a </w:t>
-      </w:r>
-      <w:r>
-        <w:rPr>
+        <w:t>srw7</w:t>
+      </w:r>
+      <w:r>
+        <w:t xml:space="preserve"> retains the λ_cf mixture while </w:t>
+      </w:r>
+      <w:r>
+        <w:rPr>
+          <w:rFonts w:ascii="Courier New" w:hAnsi="Courier New"/>
+          <w:sz w:val="22"/>
+        </w:rPr>
+        <w:t>m4_full</w:t>
+      </w:r>
+      <w:r>
+        <w:t xml:space="preserve"> removes it.</w:t>
+      </w:r>
+    </w:p>
+    <w:p>
+      <w:pPr>
+        <w:pStyle w:val="Heading3"/>
+      </w:pPr>
+      <w:r>
+        <w:rPr>
+          <w:rFonts w:ascii="Times New Roman" w:hAnsi="Times New Roman"/>
           <w:b/>
-        </w:rPr>
-        <w:t>full-factorial design</w:t>
-      </w:r>
-      <w:r>
-        <w:t xml:space="preserve"> and establish the norm that "</w:t>
-      </w:r>
-      <w:r>
-        <w:rPr>
-          <w:b/>
-        </w:rPr>
-        <w:t>analytic success rate must be a mandatory reported item in protocol results</w:t>
-      </w:r>
-      <w:r>
-        <w:t>," which we adopt in §4.3.</w:t>
+          <w:color w:val="000000"/>
+          <w:sz w:val="24"/>
+        </w:rPr>
+        <w:t>1.3 Literature progress and our positioning</w:t>
       </w:r>
     </w:p>
     <w:p>
@@ -653,54 +854,63 @@
         <w:jc w:val="both"/>
       </w:pPr>
       <w:r>
-        <w:t xml:space="preserve">On the gain route, Razavi and Powers (2026, </w:t>
+        <w:t xml:space="preserve">Multi-signal difficulty fusion has produced two sharply opposed camps on the LLM-annotation side.The </w:t>
+      </w:r>
+      <w:r>
+        <w:rPr>
+          <w:b/>
+        </w:rPr>
+        <w:t>optimistic camp</w:t>
+      </w:r>
+      <w:r>
+        <w:t xml:space="preserve">, represented by Ballon, Algaba, Verbeken, and Ginis (2025, LLMcompare), uses LLM pairwise comparison + Bradley–Terry aggregation and reaches Pearson r ≥ 0.80 with human annotation.The </w:t>
+      </w:r>
+      <w:r>
+        <w:rPr>
+          <w:b/>
+        </w:rPr>
+        <w:t>pessimistic camp</w:t>
+      </w:r>
+      <w:r>
+        <w:t xml:space="preserve">, represented by Li, Chen, Xiao, Chen, Jiao, and Zhou (2026, </w:t>
       </w:r>
       <w:r>
         <w:rPr>
           <w:rFonts w:ascii="Courier New" w:hAnsi="Courier New"/>
           <w:sz w:val="22"/>
         </w:rPr>
-        <w:t>razavi2026itemdifficulty</w:t>
-      </w:r>
-      <w:r>
-        <w:t xml:space="preserve">) use LLM-extracted cognitive-linguistic features + tree ensembles (RF/GBM) to reach r = 0.87 — a </w:t>
-      </w:r>
-      <w:r>
-        <w:rPr>
-          <w:b/>
-        </w:rPr>
-        <w:t>direct competing route</w:t>
-      </w:r>
-      <w:r>
-        <w:t xml:space="preserve"> to this paper; in §6.3 we state explicitly: we do </w:t>
-      </w:r>
-      <w:r>
-        <w:rPr>
-          <w:b/>
-        </w:rPr>
-        <w:t>not</w:t>
-      </w:r>
-      <w:r>
-        <w:t xml:space="preserve"> adopt their tree-ensemble method and do </w:t>
-      </w:r>
-      <w:r>
-        <w:rPr>
-          <w:b/>
-        </w:rPr>
-        <w:t>not</w:t>
-      </w:r>
-      <w:r>
-        <w:t xml:space="preserve"> use their 0.87 as a superior benchmark for our system, citing it only as literature/attribution.Castleman, Macar, and Salleb-Aouissi (2024, </w:t>
+        <w:t>li2026canllms</w:t>
+      </w:r>
+      <w:r>
+        <w:t xml:space="preserve">, Findings of ACL 2026), finds across 20+ models × 4 domains a mean Spearman ρ &lt; 0.5 versus human difficulty, with model self-assessment AUROC ≈ 0.55 (near random).Kolesnikova et al.(2026, </w:t>
       </w:r>
       <w:r>
         <w:rPr>
           <w:rFonts w:ascii="Courier New" w:hAnsi="Courier New"/>
           <w:sz w:val="22"/>
         </w:rPr>
-        <w:t>castleman2024hierarchical</w:t>
-      </w:r>
-      <w:r>
-        <w:t>) give a hierarchical-MAB intelligent tutor ("concept MAB + problem MAB + difficulty awareness") as a deployment paradigm; our combination estimator is one concrete implementation of its difficulty-awareness module under cold-start conditions.</w:t>
+        <w:t>kolesnikova2026itemdifficulty</w:t>
+      </w:r>
+      <w:r>
+        <w:t xml:space="preserve">) systematically test judgment form × decision type × prompting strategy with a </w:t>
+      </w:r>
+      <w:r>
+        <w:rPr>
+          <w:b/>
+        </w:rPr>
+        <w:t>full-factorial design</w:t>
+      </w:r>
+      <w:r>
+        <w:t xml:space="preserve"> and establish the norm that "</w:t>
+      </w:r>
+      <w:r>
+        <w:rPr>
+          <w:b/>
+        </w:rPr>
+        <w:t>analytic success rate must be a mandatory reported item in protocol results</w:t>
+      </w:r>
+      <w:r>
+        <w:t>," which we adopt in §4.3.</w:t>
       </w:r>
     </w:p>
     <w:p>
@@ -709,59 +919,54 @@
         <w:jc w:val="both"/>
       </w:pPr>
       <w:r>
-        <w:t xml:space="preserve">On "optimal difficulty," Wilson, Shenhav, Straccia, and Cohen (2019, </w:t>
+        <w:t xml:space="preserve">On the gain route, Razavi and Powers (2026, </w:t>
       </w:r>
       <w:r>
         <w:rPr>
           <w:rFonts w:ascii="Courier New" w:hAnsi="Courier New"/>
           <w:sz w:val="22"/>
         </w:rPr>
-        <w:t>wilson2019eightyfive</w:t>
-      </w:r>
-      <w:r>
-        <w:t xml:space="preserve">, </w:t>
-      </w:r>
-      <w:r>
-        <w:rPr>
-          <w:i/>
-        </w:rPr>
-        <w:t>Nature Communications</w:t>
-      </w:r>
-      <w:r>
-        <w:t xml:space="preserve">) give a computable anchor of optimal training error rate ≈ 15.87% (i.e., optimal correct rate ≈ 85%); in §3.2 we point out that this optimal error rate, like M4's auxiliary-signal budget, is a function of the task error structure rather than a universal constant, and on that basis we explicitly exclude several specific percentages from the recommendation report (R2's 31.73%, R10's 12.5%/50%/7.6%) from this paper's decision tables.This recognition that "optimal" varies with learner state is isomorphic to the </w:t>
+        <w:t>razavi2026itemdifficulty</w:t>
+      </w:r>
+      <w:r>
+        <w:t xml:space="preserve">) use LLM-extracted cognitive-linguistic features + tree ensembles (RF/GBM) to reach r = 0.87 — a </w:t>
       </w:r>
       <w:r>
         <w:rPr>
           <w:b/>
         </w:rPr>
-        <w:t>challenge-point framework</w:t>
-      </w:r>
-      <w:r>
-        <w:t xml:space="preserve"> of Guadagnoli and Lee (2004, </w:t>
+        <w:t>direct competing route</w:t>
+      </w:r>
+      <w:r>
+        <w:t xml:space="preserve"> to this paper; in §6.3 we state explicitly: we do </w:t>
+      </w:r>
+      <w:r>
+        <w:rPr>
+          <w:b/>
+        </w:rPr>
+        <w:t>not</w:t>
+      </w:r>
+      <w:r>
+        <w:t xml:space="preserve"> adopt their tree-ensemble method and do </w:t>
+      </w:r>
+      <w:r>
+        <w:rPr>
+          <w:b/>
+        </w:rPr>
+        <w:t>not</w:t>
+      </w:r>
+      <w:r>
+        <w:t xml:space="preserve"> use their 0.87 as a superior benchmark for our system, citing it only as literature/attribution.Castleman, Macar, and Salleb-Aouissi (2024, </w:t>
       </w:r>
       <w:r>
         <w:rPr>
           <w:rFonts w:ascii="Courier New" w:hAnsi="Courier New"/>
           <w:sz w:val="22"/>
         </w:rPr>
-        <w:t>guadagnoli2004challengepoint</w:t>
-      </w:r>
-      <w:r>
-        <w:t>): the optimal practice difficulty is jointly determined by task difficulty and learner proficiency, not a fixed constant.</w:t>
-      </w:r>
-    </w:p>
-    <w:p>
-      <w:pPr>
-        <w:pStyle w:val="Heading3"/>
-      </w:pPr>
-      <w:r>
-        <w:rPr>
-          <w:rFonts w:ascii="Times New Roman" w:hAnsi="Times New Roman"/>
-          <w:b/>
-          <w:color w:val="000000"/>
-          <w:sz w:val="24"/>
-        </w:rPr>
-        <w:t>1.4 Contributions of this paper</w:t>
+        <w:t>castleman2024hierarchical</w:t>
+      </w:r>
+      <w:r>
+        <w:t>) give a hierarchical-MAB intelligent tutor ("concept MAB + problem MAB + difficulty awareness") as a deployment paradigm; our combination estimator is one concrete implementation of its difficulty-awareness module under cold-start conditions.</w:t>
       </w:r>
     </w:p>
     <w:p>
@@ -770,40 +975,59 @@
         <w:jc w:val="both"/>
       </w:pPr>
       <w:r>
+        <w:t xml:space="preserve">On "optimal difficulty," Wilson, Shenhav, Straccia, and Cohen (2019, </w:t>
+      </w:r>
+      <w:r>
+        <w:rPr>
+          <w:rFonts w:ascii="Courier New" w:hAnsi="Courier New"/>
+          <w:sz w:val="22"/>
+        </w:rPr>
+        <w:t>wilson2019eightyfive</w:t>
+      </w:r>
+      <w:r>
+        <w:t xml:space="preserve">, </w:t>
+      </w:r>
+      <w:r>
+        <w:rPr>
+          <w:i/>
+        </w:rPr>
+        <w:t>Nature Communications</w:t>
+      </w:r>
+      <w:r>
+        <w:t xml:space="preserve">) give a computable anchor of optimal training error rate ≈ 15.87% (i.e., optimal correct rate ≈ 85%); in §3.2 we point out that this optimal error rate, like M4's auxiliary-signal budget, is a function of the task error structure rather than a universal constant, and on that basis we explicitly exclude several specific percentages from the recommendation report (R2's 31.73%, R10's 12.5%/50%/7.6%) from this paper's decision tables.This recognition that "optimal" varies with learner state is isomorphic to the </w:t>
+      </w:r>
+      <w:r>
         <w:rPr>
           <w:b/>
         </w:rPr>
-        <w:t>M4-A/B/C/D — a reliability-structured combination chain (formalization + degeneration proof).</w:t>
-      </w:r>
-      <w:r>
-        <w:t xml:space="preserve"> M4-A estimates the signal covariance V on </w:t>
-      </w:r>
-      <w:r>
-        <w:rPr>
+        <w:t>challenge-point framework</w:t>
+      </w:r>
+      <w:r>
+        <w:t xml:space="preserve"> of Guadagnoli and Lee (2004, </w:t>
+      </w:r>
+      <w:r>
+        <w:rPr>
+          <w:rFonts w:ascii="Courier New" w:hAnsi="Courier New"/>
+          <w:sz w:val="22"/>
+        </w:rPr>
+        <w:t>guadagnoli2004challengepoint</w:t>
+      </w:r>
+      <w:r>
+        <w:t>): the optimal practice difficulty is jointly determined by task difficulty and learner proficiency, not a fixed constant.</w:t>
+      </w:r>
+    </w:p>
+    <w:p>
+      <w:pPr>
+        <w:pStyle w:val="Heading3"/>
+      </w:pPr>
+      <w:r>
+        <w:rPr>
+          <w:rFonts w:ascii="Times New Roman" w:hAnsi="Times New Roman"/>
           <w:b/>
-        </w:rPr>
-        <w:t>rank correlation</w:t>
-      </w:r>
-      <w:r>
-        <w:t xml:space="preserve">, robust to the tails of the ECDF–logit transform and preserving the monotonic-reparametrization invariance of M1/O1.M4-B gives β = V⁻¹q (q_k = sgn_k√ρ_k) under the single-factor model z_k = √ρ_k·t + √(1−ρ_k)·ε_k, where V⁻¹ </w:t>
-      </w:r>
-      <w:r>
-        <w:rPr>
-          <w:b/>
-        </w:rPr>
-        <w:t>automatically removes inter-column collinearity</w:t>
-      </w:r>
-      <w:r>
-        <w:t xml:space="preserve"> and sign correction is absorbed into q.M4-C makes λ = Σ|β_aux|/Σ|β| derived from β — a </w:t>
-      </w:r>
-      <w:r>
-        <w:rPr>
-          <w:b/>
-        </w:rPr>
-        <w:t>diagnostic quantity rather than an empirical power-law hyperparameter</w:t>
-      </w:r>
-      <w:r>
-        <w:t>.M4-D assigns each item a local reliability via the general Spearman–Brown form ρ(n) = nρ₁/(1+(n−1)ρ₁) under partial observability.</w:t>
+          <w:color w:val="000000"/>
+          <w:sz w:val="24"/>
+        </w:rPr>
+        <w:t>1.4 Contributions of this paper</w:t>
       </w:r>
     </w:p>
     <w:p>
@@ -815,50 +1039,37 @@
         <w:rPr>
           <w:b/>
         </w:rPr>
-        <w:t>Degeneration proof</w:t>
-      </w:r>
-      <w:r>
-        <w:t xml:space="preserve"> (§3.3): on the manifold V → I (columns uncorrelated) with q_k = sgn_k√ρ_k, M4-B degenerates to √ρ/(1−ρ) weighting (the ablation variant </w:t>
-      </w:r>
-      <w:r>
-        <w:rPr>
-          <w:rFonts w:ascii="Courier New" w:hAnsi="Courier New"/>
-          <w:sz w:val="22"/>
-        </w:rPr>
-        <w:t>m4_W</w:t>
-      </w:r>
-      <w:r>
-        <w:t xml:space="preserve">); </w:t>
-      </w:r>
-      <w:r>
-        <w:rPr>
-          <w:rFonts w:ascii="Courier New" w:hAnsi="Courier New"/>
-          <w:sz w:val="22"/>
-        </w:rPr>
-        <w:t>srw7</w:t>
-      </w:r>
-      <w:r>
-        <w:t xml:space="preserve">'s w_k ∝ ρ_k is the approximation on this manifold that drops the (1−ρ) error-correction term; introducing the V⁻¹ collinearity correction gives </w:t>
-      </w:r>
-      <w:r>
-        <w:rPr>
-          <w:rFonts w:ascii="Courier New" w:hAnsi="Courier New"/>
-          <w:sz w:val="22"/>
-        </w:rPr>
-        <w:t>m4_WV</w:t>
-      </w:r>
-      <w:r>
-        <w:t xml:space="preserve">, and removing the external λ gives </w:t>
-      </w:r>
-      <w:r>
-        <w:rPr>
-          <w:rFonts w:ascii="Courier New" w:hAnsi="Courier New"/>
-          <w:sz w:val="22"/>
-        </w:rPr>
-        <w:t>m4_full</w:t>
-      </w:r>
-      <w:r>
-        <w:t xml:space="preserve"> — the four show a nested τ ordering in the experiments.</w:t>
+        <w:t>M4-A/B/C/D — a reliability-structured combination chain (formalization; the degeneration claim is withdrawn per review §4.2, see §3.3).</w:t>
+      </w:r>
+      <w:r>
+        <w:t xml:space="preserve"> M4-A estimates the signal covariance V on </w:t>
+      </w:r>
+      <w:r>
+        <w:rPr>
+          <w:b/>
+        </w:rPr>
+        <w:t>rank correlation</w:t>
+      </w:r>
+      <w:r>
+        <w:t xml:space="preserve">, robust to the tails of the ECDF–logit transform and preserving the monotonic-reparametrization invariance of M1/O1.M4-B gives β = V⁻¹q (q_k = sgn_k√ρ_k) under the single-factor model z_k = √ρ_k·t + √(1−ρ_k)·ε_k, where V⁻¹ </w:t>
+      </w:r>
+      <w:r>
+        <w:rPr>
+          <w:b/>
+        </w:rPr>
+        <w:t>automatically removes inter-column collinearity</w:t>
+      </w:r>
+      <w:r>
+        <w:t xml:space="preserve"> and sign correction is absorbed into q.M4-C makes λ = Σ|β_aux|/Σ|β| derived from β — a </w:t>
+      </w:r>
+      <w:r>
+        <w:rPr>
+          <w:b/>
+        </w:rPr>
+        <w:t>diagnostic quantity rather than an empirical power-law hyperparameter</w:t>
+      </w:r>
+      <w:r>
+        <w:t>.M4-D assigns each item a local reliability via the general Spearman–Brown form ρ(n) = nρ₁/(1+(n−1)ρ₁) under partial observability.</w:t>
       </w:r>
     </w:p>
     <w:p>
@@ -870,10 +1081,50 @@
         <w:rPr>
           <w:b/>
         </w:rPr>
-        <w:t>Proposition P1 — under additively separable evidence, pairwise BT aggregation degenerates to linear combination (analytic proof + numerical companion).</w:t>
-      </w:r>
-      <w:r>
-        <w:t xml:space="preserve"> If the pairwise evidence is additively separable in the logit domain, y_ij = Σ_k α_k(z_ki − z_kj) = u_i − u_j, then the BT maximum-likelihood solution is d = u (the normal-equation residual is identically 0): "pairwise-compare then BT-aggregate" and "directly weighted-linear-combine" give the same ranking.Numerical companion: all 384 BT solves converged (‖∇ℓ‖_∞ = 1e-11), and the minimum Spearman between the two additively-separable rules and u is 1.0; the two separability violations (probability-domain averaging, per-pair missingness) reach maxima of 1.0 and 0.996992 respectively.Mechanism diagnosis shows probability-domain averaging implicitly moves toward precision weighting (ρ = 0.96404 vs.</w:t>
+        <w:t>Degeneration proof</w:t>
+      </w:r>
+      <w:r>
+        <w:t xml:space="preserve"> (§3.3): on the manifold V → I (columns uncorrelated) with q_k = sgn_k√ρ_k, M4-B degenerates to √ρ/(1−ρ) weighting (the ablation variant </w:t>
+      </w:r>
+      <w:r>
+        <w:rPr>
+          <w:rFonts w:ascii="Courier New" w:hAnsi="Courier New"/>
+          <w:sz w:val="22"/>
+        </w:rPr>
+        <w:t>m4_W</w:t>
+      </w:r>
+      <w:r>
+        <w:t xml:space="preserve">); </w:t>
+      </w:r>
+      <w:r>
+        <w:rPr>
+          <w:rFonts w:ascii="Courier New" w:hAnsi="Courier New"/>
+          <w:sz w:val="22"/>
+        </w:rPr>
+        <w:t>srw7</w:t>
+      </w:r>
+      <w:r>
+        <w:t xml:space="preserve">'s w_k ∝ ρ_k is the approximation on this manifold that drops the (1−ρ) error-correction term; introducing the V⁻¹ collinearity correction gives </w:t>
+      </w:r>
+      <w:r>
+        <w:rPr>
+          <w:rFonts w:ascii="Courier New" w:hAnsi="Courier New"/>
+          <w:sz w:val="22"/>
+        </w:rPr>
+        <w:t>m4_WV</w:t>
+      </w:r>
+      <w:r>
+        <w:t xml:space="preserve">, and removing the external λ gives </w:t>
+      </w:r>
+      <w:r>
+        <w:rPr>
+          <w:rFonts w:ascii="Courier New" w:hAnsi="Courier New"/>
+          <w:sz w:val="22"/>
+        </w:rPr>
+        <w:t>m4_full</w:t>
+      </w:r>
+      <w:r>
+        <w:t xml:space="preserve"> — the four show a nested τ ordering in the experiments.</w:t>
       </w:r>
     </w:p>
     <w:p>
@@ -882,16 +1133,13 @@
         <w:jc w:val="both"/>
       </w:pPr>
       <w:r>
-        <w:t xml:space="preserve">0.939289) — exactly what M4-B wants to capture explicitly — but P1 also proves that </w:t>
-      </w:r>
-      <w:r>
         <w:rPr>
           <w:b/>
         </w:rPr>
-        <w:t>violating additive separability does not automatically bring a gain</w:t>
-      </w:r>
-      <w:r>
-        <w:t>; any gain must be checked against an exogenous criterion (the DBE collapse in §5.2 is its counter-example).</w:t>
+        <w:t>Proposition P1 — under additively separable evidence, pairwise BT aggregation degenerates to linear combination (analytic proof + numerical companion).</w:t>
+      </w:r>
+      <w:r>
+        <w:t xml:space="preserve"> If the pairwise evidence is additively separable in the logit domain, y_ij = Σ_k α_k(z_ki − z_kj) = u_i − u_j, then the BT maximum-likelihood solution is d = u (the normal-equation residual is identically 0): "pairwise-compare then BT-aggregate" and "directly weighted-linear-combine" give the same ranking.Numerical companion: all 384 BT solves converged (‖∇ℓ‖_∞ = 1e-11), and the minimum Spearman between the two additively-separable rules and u is 1.0; the two separability violations (probability-domain averaging, per-pair missingness) reach maxima of 1.0 and 0.996992 respectively.Mechanism diagnosis shows probability-domain averaging implicitly moves toward precision weighting (ρ = 0.96404 vs.</w:t>
       </w:r>
     </w:p>
     <w:p>
@@ -900,22 +1148,16 @@
         <w:jc w:val="both"/>
       </w:pPr>
       <w:r>
+        <w:t xml:space="preserve">0.939289) — exactly what M4-B wants to capture explicitly — but P1 also proves that </w:t>
+      </w:r>
+      <w:r>
         <w:rPr>
           <w:b/>
         </w:rPr>
-        <w:t>Negative result + M4-E residualization repair (exogenous criterion).</w:t>
-      </w:r>
-      <w:r>
-        <w:t xml:space="preserve"> On the DBE-KT22 teacher labels (exogenous), the full M4 estimator collapses with k (k=200 τ_b = 0.0796, Δ = −0.0903, win-rate 0.00); the root cause is that the derived λ rises with k (0.8734) while the out-of-fold optimal λ approaches zero (0.015). M4-E residualizes the auxiliary columns against the reference column, keeping only the increment, and repairs the collapse (k=200 τ_b = 0.1718, Δ = +0.0019, paired t = 5.66, win-rate 0.90). On the Junyi platform labels (secondary), the full M4 estimator wins everywhere (k=200 Δ = +0.0708, win-rate 1.00), and M4-E remains positive (Δ = +0.0073, win-rate 1.00) — </w:t>
-      </w:r>
-      <w:r>
-        <w:rPr>
-          <w:b/>
-        </w:rPr>
-        <w:t>gain/loss depends entirely on the criterion</w:t>
-      </w:r>
-      <w:r>
-        <w:t>, the core honest conclusion of this paper.</w:t>
+        <w:t>violating additive separability does not automatically bring a gain</w:t>
+      </w:r>
+      <w:r>
+        <w:t>; any gain must be checked against an exogenous criterion (the DBE collapse in §5.2 is its counter-example).</w:t>
       </w:r>
     </w:p>
     <w:p>
@@ -927,20 +1169,19 @@
         <w:rPr>
           <w:b/>
         </w:rPr>
-        <w:t>Reliability ≠ validity (formal boundary).</w:t>
-      </w:r>
-      <w:r>
-        <w:t xml:space="preserve"> §3.2 proves on the single-factor model that M4's β = V⁻¹q maximizes the correlation between the combination and the latent variable t (reliability), but when an auxiliary signal carries specific variance "unrelated to the validity target," β's heavier weighting lowers the correlation with the teacher's true difficulty (validity). This boundary theoretically delineates why an exogenous criterion is indispensable and has been landed as code comments and as a design principle of this paper's experimental protocol (code evidence: </w:t>
-      </w:r>
-      <w:r>
-        <w:rPr>
-          <w:rFonts w:ascii="Courier New" w:hAnsi="Courier New"/>
-          <w:sz w:val="22"/>
-        </w:rPr>
-        <w:t>app/services/difficulty_m4.py:38-44</w:t>
-      </w:r>
-      <w:r>
-        <w:t>).</w:t>
+        <w:t>Negative result + M4-E residualization repair (exogenous criterion).</w:t>
+      </w:r>
+      <w:r>
+        <w:t xml:space="preserve"> On the DBE-KT22 teacher labels (exogenous), the full M4 estimator collapses with k (k=200 τ_b = 0.0796, Δ = −0.0903, win-rate 0.00); the root cause is that the derived λ rises with k (0.8734) while the out-of-fold optimal λ approaches zero (0.015). M4-E residualizes the auxiliary columns against the reference column, keeping only the increment, and repairs the collapse (k=200 τ_b = 0.1718, Δ = +0.0019, paired t = 5.66, win-rate 0.90). On the Junyi platform labels (secondary), the full M4 estimator wins everywhere (k=200 Δ = +0.0708, win-rate 1.00), and M4-E remains positive (Δ = +0.0073, win-rate 1.00) — </w:t>
+      </w:r>
+      <w:r>
+        <w:rPr>
+          <w:b/>
+        </w:rPr>
+        <w:t>gain/loss depends entirely on the criterion</w:t>
+      </w:r>
+      <w:r>
+        <w:t>, the core honest conclusion of this paper.</w:t>
       </w:r>
     </w:p>
     <w:p>
@@ -952,163 +1193,20 @@
         <w:rPr>
           <w:b/>
         </w:rPr>
-        <w:t>Engineering landing.</w:t>
-      </w:r>
-      <w:r>
-        <w:t xml:space="preserve"> M4 has been landed as </w:t>
+        <w:t>Reliability ≠ validity (formal boundary).</w:t>
+      </w:r>
+      <w:r>
+        <w:t xml:space="preserve"> §3.2 proves on the single-factor model that M4's β = V⁻¹q maximizes the correlation between the combination and the latent variable t (reliability), but when an auxiliary signal carries specific variance "unrelated to the validity target," β's heavier weighting lowers the correlation with the teacher's true difficulty (validity). This boundary theoretically delineates why an exogenous criterion is indispensable and has been landed as code comments and as a design principle of this paper's experimental protocol (code evidence: </w:t>
       </w:r>
       <w:r>
         <w:rPr>
           <w:rFonts w:ascii="Courier New" w:hAnsi="Courier New"/>
           <w:sz w:val="22"/>
         </w:rPr>
-        <w:t>learnflow-backend/app/services/difficulty_m4.py</w:t>
-      </w:r>
-      <w:r>
-        <w:t xml:space="preserve">, adding </w:t>
-      </w:r>
-      <w:r>
-        <w:rPr>
-          <w:rFonts w:ascii="Courier New" w:hAnsi="Courier New"/>
-          <w:sz w:val="22"/>
-        </w:rPr>
-        <w:t>incremental_columns</w:t>
-      </w:r>
-      <w:r>
-        <w:t xml:space="preserve"> (M4-E, </w:t>
-      </w:r>
-      <w:r>
-        <w:rPr>
-          <w:rFonts w:ascii="Courier New" w:hAnsi="Courier New"/>
-          <w:sz w:val="22"/>
-        </w:rPr>
-        <w:t>:261</w:t>
-      </w:r>
-      <w:r>
-        <w:t xml:space="preserve">), </w:t>
-      </w:r>
-      <w:r>
-        <w:rPr>
-          <w:rFonts w:ascii="Courier New" w:hAnsi="Courier New"/>
-          <w:sz w:val="22"/>
-        </w:rPr>
-        <w:t>estimate_m4_difficulty</w:t>
-      </w:r>
-      <w:r>
-        <w:t xml:space="preserve"> (with </w:t>
-      </w:r>
-      <w:r>
-        <w:rPr>
-          <w:rFonts w:ascii="Courier New" w:hAnsi="Courier New"/>
-          <w:sz w:val="22"/>
-        </w:rPr>
-        <w:t>residualize</w:t>
-      </w:r>
-      <w:r>
-        <w:t>/</w:t>
-      </w:r>
-      <w:r>
-        <w:rPr>
-          <w:rFonts w:ascii="Courier New" w:hAnsi="Courier New"/>
-          <w:sz w:val="22"/>
-        </w:rPr>
-        <w:t>reference_weight</w:t>
-      </w:r>
-      <w:r>
-        <w:t>/</w:t>
-      </w:r>
-      <w:r>
-        <w:rPr>
-          <w:rFonts w:ascii="Courier New" w:hAnsi="Courier New"/>
-          <w:sz w:val="22"/>
-        </w:rPr>
-        <w:t>drop</w:t>
-      </w:r>
-      <w:r>
-        <w:t xml:space="preserve"> parameters, </w:t>
-      </w:r>
-      <w:r>
-        <w:rPr>
-          <w:rFonts w:ascii="Courier New" w:hAnsi="Courier New"/>
-          <w:sz w:val="22"/>
-        </w:rPr>
-        <w:t>:304</w:t>
-      </w:r>
-      <w:r>
-        <w:t xml:space="preserve">), etc.; §3.5 performs an efficiency optimization that factors out the rank matrix for the per-item β path (zero precision cost, </w:t>
-      </w:r>
-      <w:r>
-        <w:rPr>
-          <w:rFonts w:ascii="Courier New" w:hAnsi="Courier New"/>
-          <w:sz w:val="22"/>
-        </w:rPr>
-        <w:t>:166-182</w:t>
-      </w:r>
-      <w:r>
-        <w:t xml:space="preserve">, </w:t>
-      </w:r>
-      <w:r>
-        <w:rPr>
-          <w:rFonts w:ascii="Courier New" w:hAnsi="Courier New"/>
-          <w:sz w:val="22"/>
-        </w:rPr>
-        <w:t>:407-437</w:t>
-      </w:r>
-      <w:r>
-        <w:t xml:space="preserve">). The test suite </w:t>
-      </w:r>
-      <w:r>
-        <w:rPr>
-          <w:rFonts w:ascii="Courier New" w:hAnsi="Courier New"/>
-          <w:sz w:val="22"/>
-        </w:rPr>
-        <w:t>tests/test_difficulty_m4.py</w:t>
-      </w:r>
-      <w:r>
-        <w:t xml:space="preserve"> now has 44 cases (33 baseline + </w:t>
-      </w:r>
-      <w:r>
-        <w:rPr>
-          <w:rFonts w:ascii="Courier New" w:hAnsi="Courier New"/>
-          <w:sz w:val="22"/>
-        </w:rPr>
-        <w:t>TestResidualization</w:t>
-      </w:r>
-      <w:r>
-        <w:t xml:space="preserve"> 7 + </w:t>
-      </w:r>
-      <w:r>
-        <w:rPr>
-          <w:rFonts w:ascii="Courier New" w:hAnsi="Courier New"/>
-          <w:sz w:val="22"/>
-        </w:rPr>
-        <w:t>TestEfficiencyRefactor</w:t>
-      </w:r>
-      <w:r>
-        <w:t xml:space="preserve"> 4); an offline rerun gives </w:t>
-      </w:r>
-      <w:r>
-        <w:rPr>
-          <w:b/>
-        </w:rPr>
-        <w:t>44 PASS / 0 FAIL</w:t>
-      </w:r>
-      <w:r>
-        <w:t>, and the existing bit-exact gate is untouched (rerun command in §5 footnotes).</w:t>
-      </w:r>
-    </w:p>
-    <w:p>
-      <w:pPr>
-        <w:pStyle w:val="Heading3"/>
-      </w:pPr>
-      <w:r>
-        <w:rPr>
-          <w:rFonts w:ascii="Times New Roman" w:hAnsi="Times New Roman"/>
-          <w:b/>
-          <w:color w:val="000000"/>
-          <w:sz w:val="24"/>
-        </w:rPr>
-        <w:t>1.5 Structure of this paper</w:t>
+        <w:t>app/services/difficulty_m4.py:38-44</w:t>
+      </w:r>
+      <w:r>
+        <w:t>).</w:t>
       </w:r>
     </w:p>
     <w:p>
@@ -1117,7 +1215,175 @@
         <w:jc w:val="both"/>
       </w:pPr>
       <w:r>
-        <w:t>§2 reviews related work; §3 gives the formalization of M4 (analytic proof of Proposition P1, the reliability ≠ validity boundary, the M4-A/B/C/D degeneration proof, M4-E) and an implementation-efficiency optimization (§3.5); §4 describes the data, protocols, and statistical tests; §5 reports five groups of measurements; §6 discusses; §7 lists threats to validity and honest gaps; §8 concludes.</w:t>
+        <w:rPr>
+          <w:b/>
+        </w:rPr>
+        <w:t>Engineering landing.</w:t>
+      </w:r>
+      <w:r>
+        <w:t xml:space="preserve"> M4 has been landed as </w:t>
+      </w:r>
+      <w:r>
+        <w:rPr>
+          <w:rFonts w:ascii="Courier New" w:hAnsi="Courier New"/>
+          <w:sz w:val="22"/>
+        </w:rPr>
+        <w:t>learnflow-backend/app/services/difficulty_m4.py</w:t>
+      </w:r>
+      <w:r>
+        <w:t xml:space="preserve">, adding </w:t>
+      </w:r>
+      <w:r>
+        <w:rPr>
+          <w:rFonts w:ascii="Courier New" w:hAnsi="Courier New"/>
+          <w:sz w:val="22"/>
+        </w:rPr>
+        <w:t>incremental_columns</w:t>
+      </w:r>
+      <w:r>
+        <w:t xml:space="preserve"> (M4-E, </w:t>
+      </w:r>
+      <w:r>
+        <w:rPr>
+          <w:rFonts w:ascii="Courier New" w:hAnsi="Courier New"/>
+          <w:sz w:val="22"/>
+        </w:rPr>
+        <w:t>:261</w:t>
+      </w:r>
+      <w:r>
+        <w:t xml:space="preserve">), </w:t>
+      </w:r>
+      <w:r>
+        <w:rPr>
+          <w:rFonts w:ascii="Courier New" w:hAnsi="Courier New"/>
+          <w:sz w:val="22"/>
+        </w:rPr>
+        <w:t>estimate_m4_difficulty</w:t>
+      </w:r>
+      <w:r>
+        <w:t xml:space="preserve"> (with </w:t>
+      </w:r>
+      <w:r>
+        <w:rPr>
+          <w:rFonts w:ascii="Courier New" w:hAnsi="Courier New"/>
+          <w:sz w:val="22"/>
+        </w:rPr>
+        <w:t>residualize</w:t>
+      </w:r>
+      <w:r>
+        <w:t>/</w:t>
+      </w:r>
+      <w:r>
+        <w:rPr>
+          <w:rFonts w:ascii="Courier New" w:hAnsi="Courier New"/>
+          <w:sz w:val="22"/>
+        </w:rPr>
+        <w:t>reference_weight</w:t>
+      </w:r>
+      <w:r>
+        <w:t>/</w:t>
+      </w:r>
+      <w:r>
+        <w:rPr>
+          <w:rFonts w:ascii="Courier New" w:hAnsi="Courier New"/>
+          <w:sz w:val="22"/>
+        </w:rPr>
+        <w:t>drop</w:t>
+      </w:r>
+      <w:r>
+        <w:t xml:space="preserve"> parameters, </w:t>
+      </w:r>
+      <w:r>
+        <w:rPr>
+          <w:rFonts w:ascii="Courier New" w:hAnsi="Courier New"/>
+          <w:sz w:val="22"/>
+        </w:rPr>
+        <w:t>:304</w:t>
+      </w:r>
+      <w:r>
+        <w:t xml:space="preserve">), etc.; §3.5 performs an efficiency optimization that factors out the rank matrix for the per-item β path (zero precision cost, </w:t>
+      </w:r>
+      <w:r>
+        <w:rPr>
+          <w:rFonts w:ascii="Courier New" w:hAnsi="Courier New"/>
+          <w:sz w:val="22"/>
+        </w:rPr>
+        <w:t>:166-182</w:t>
+      </w:r>
+      <w:r>
+        <w:t xml:space="preserve">, </w:t>
+      </w:r>
+      <w:r>
+        <w:rPr>
+          <w:rFonts w:ascii="Courier New" w:hAnsi="Courier New"/>
+          <w:sz w:val="22"/>
+        </w:rPr>
+        <w:t>:407-437</w:t>
+      </w:r>
+      <w:r>
+        <w:t xml:space="preserve">). The test suite </w:t>
+      </w:r>
+      <w:r>
+        <w:rPr>
+          <w:rFonts w:ascii="Courier New" w:hAnsi="Courier New"/>
+          <w:sz w:val="22"/>
+        </w:rPr>
+        <w:t>tests/test_difficulty_m4.py</w:t>
+      </w:r>
+      <w:r>
+        <w:t xml:space="preserve"> now has 44 cases (33 baseline + </w:t>
+      </w:r>
+      <w:r>
+        <w:rPr>
+          <w:rFonts w:ascii="Courier New" w:hAnsi="Courier New"/>
+          <w:sz w:val="22"/>
+        </w:rPr>
+        <w:t>TestResidualization</w:t>
+      </w:r>
+      <w:r>
+        <w:t xml:space="preserve"> 7 + </w:t>
+      </w:r>
+      <w:r>
+        <w:rPr>
+          <w:rFonts w:ascii="Courier New" w:hAnsi="Courier New"/>
+          <w:sz w:val="22"/>
+        </w:rPr>
+        <w:t>TestEfficiencyRefactor</w:t>
+      </w:r>
+      <w:r>
+        <w:t xml:space="preserve"> 4); an offline rerun gives </w:t>
+      </w:r>
+      <w:r>
+        <w:rPr>
+          <w:b/>
+        </w:rPr>
+        <w:t>44 PASS / 0 FAIL</w:t>
+      </w:r>
+      <w:r>
+        <w:t>, and the existing bit-exact gate is untouched (rerun command in §5 footnotes).</w:t>
+      </w:r>
+    </w:p>
+    <w:p>
+      <w:pPr>
+        <w:pStyle w:val="Heading3"/>
+      </w:pPr>
+      <w:r>
+        <w:rPr>
+          <w:rFonts w:ascii="Times New Roman" w:hAnsi="Times New Roman"/>
+          <w:b/>
+          <w:color w:val="000000"/>
+          <w:sz w:val="24"/>
+        </w:rPr>
+        <w:t>1.5 Structure of this paper</w:t>
+      </w:r>
+    </w:p>
+    <w:p>
+      <w:pPr>
+        <w:ind w:firstLine="360"/>
+        <w:jc w:val="both"/>
+      </w:pPr>
+      <w:r>
+        <w:t>§2 reviews related work; §3 gives the formalization of M4 (analytic proof of Proposition P1, the reliability ≠ validity boundary, the M4-A/B/C/D degeneration claim (withdrawn, see §3.3), M4-E) and an implementation-efficiency optimization (§3.5); §4 describes the data, protocols, and statistical tests; §5 reports five groups of measurements; §6 discusses; §7 lists threats to validity and honest gaps; §8 concludes.</w:t>
       </w:r>
     </w:p>
     <w:p>
@@ -1398,7 +1664,7 @@
         <w:t>Chapter summary (Chapter 3).</w:t>
       </w:r>
       <w:r>
-        <w:t xml:space="preserve"> This chapter gives all the formalization foundations of M4. §3.1 proves and numerically verifies Proposition P1 — under additively separable log-odds evidence, pairwise Bradley–Terry aggregation and weighted linear combination give the same ranking, and the pairwise step itself produces no information gain; §3.2 formalizes the "reliability ≠ validity" boundary, delineating why our experiments must take an external criterion as the gold standard; §3.3 gives the formalization of the four M4-A/B/C/D improvements and the degeneration proof that "srw7 is a special case"; §3.4 gives the formalization of M4-E (residualization), motivated by the negative result of §5.2.</w:t>
+        <w:t xml:space="preserve"> This chapter gives all the formalization foundations of M4. §3.1 proves and numerically verifies Proposition P1 — under additively separable log-odds evidence, pairwise Bradley–Terry aggregation and weighted linear combination give the same ranking, and the pairwise step itself produces no information gain; §3.2 formalizes the "reliability ≠ validity" boundary, delineating why our experiments must take an external criterion as the gold standard; §3.3 gives the formalization of the four M4-A/B/C/D improvements and the withdrawn degeneration claim that srw7 is a special case; §3.4 gives the formalization of M4-E (residualization), motivated by the negative result of §5.2.</w:t>
       </w:r>
     </w:p>
     <w:p>
@@ -2598,7 +2864,7 @@
           <w:color w:val="000000"/>
           <w:sz w:val="24"/>
         </w:rPr>
-        <w:t>3.3 M4-A/B/C/D: four structural improvements and the "srw7 is a special case" degeneration proof</w:t>
+        <w:t>3.3 M4-A/B/C/D: four structural improvements, and the withdrawn srw7-is-a-special-case degeneration claim</w:t>
       </w:r>
     </w:p>
     <w:p>
@@ -2888,7 +3154,71 @@
         <w:rPr>
           <w:b/>
         </w:rPr>
-        <w:t>Degeneration proof (srw7 is a special case of M4).</w:t>
+        <w:t>Degeneration claim — WITHDRAWN (review §4.2, 2026-09-29).</w:t>
+      </w:r>
+      <w:r>
+        <w:t xml:space="preserve"> The claim that </w:t>
+      </w:r>
+      <w:r>
+        <w:rPr>
+          <w:rFonts w:ascii="Courier New" w:hAnsi="Courier New"/>
+          <w:sz w:val="22"/>
+        </w:rPr>
+        <w:t>srw7</w:t>
+      </w:r>
+      <w:r>
+        <w:t xml:space="preserve"> is a special case of M4 </w:t>
+      </w:r>
+      <w:r>
+        <w:rPr>
+          <w:b/>
+        </w:rPr>
+        <w:t>does not hold</w:t>
+      </w:r>
+      <w:r>
+        <w:t xml:space="preserve">: when V = I, M4's weight is sign × √ρ whereas </w:t>
+      </w:r>
+      <w:r>
+        <w:rPr>
+          <w:rFonts w:ascii="Courier New" w:hAnsi="Courier New"/>
+          <w:sz w:val="22"/>
+        </w:rPr>
+        <w:t>srw7</w:t>
+      </w:r>
+      <w:r>
+        <w:t xml:space="preserve">'s weight is ρ; the two are standardised differently; and </w:t>
+      </w:r>
+      <w:r>
+        <w:rPr>
+          <w:rFonts w:ascii="Courier New" w:hAnsi="Courier New"/>
+          <w:sz w:val="22"/>
+        </w:rPr>
+        <w:t>srw7</w:t>
+      </w:r>
+      <w:r>
+        <w:t xml:space="preserve"> retains the λ_cf mixture while </w:t>
+      </w:r>
+      <w:r>
+        <w:rPr>
+          <w:rFonts w:ascii="Courier New" w:hAnsi="Courier New"/>
+          <w:sz w:val="22"/>
+        </w:rPr>
+        <w:t>m4_full</w:t>
+      </w:r>
+      <w:r>
+        <w:t xml:space="preserve"> removes it. The original text is retained below verbatim for traceability only.</w:t>
+      </w:r>
+    </w:p>
+    <w:p>
+      <w:pPr>
+        <w:ind w:firstLine="360"/>
+        <w:jc w:val="both"/>
+      </w:pPr>
+      <w:r>
+        <w:rPr>
+          <w:b/>
+        </w:rPr>
+        <w:t>Original text (withdrawn).</w:t>
       </w:r>
       <w:r>
         <w:t xml:space="preserve"> On the manifold V → I (columns uncorrelated, i.e., </w:t>
@@ -4459,7 +4789,110 @@
         <w:jc w:val="both"/>
       </w:pPr>
       <w:r>
-        <w:t>Within-group paired comparison: for each k, over the reps resamples we compute the difference sequence "estimator τ_b − success-rate-only baseline τ_b," reporting the mean Δ, standard deviation sd, paired t = Δ/(sd/√reps), and binomial win-rate win_rate (proportion where estimator &gt; baseline, two-sided binomial test). The paired effect size is reported as Cohen's d_z = t/√n_pairs (n_pairs = reps) for cross-k effect-strength comparison. Significance on the exogenous criterion follows P1a's paired t and win_rate; τ_b is used because the three-tier labels cause many ties (following R7's norm).</w:t>
+        <w:t>Within-group paired comparison: for each k, over the reps resamples we compute the difference sequence "estimator τ_b − success-rate-only baseline τ_b," reporting the mean Δ, standard deviation sd, paired t = Δ/(sd/√reps), and the win-rate win_rate (proportion of resamples in which the estimator exceeds the baseline).The paired effect size is reported as Cohen's d_z = t/√n_pairs (n_pairs = reps) for cross-k effect-strength comparison.Significance on the exogenous criterion follows P1a's paired t and win_rate; τ_b is used because the three-tier labels cause many ties (following R7's norm).</w:t>
+      </w:r>
+      <w:r>
+        <w:rPr>
+          <w:b/>
+        </w:rPr>
+        <w:t>Baseline correction (review §4.2, 2026-09-29).</w:t>
+      </w:r>
+      <w:r>
+        <w:t xml:space="preserve"> The baseline of Δ is </w:t>
+      </w:r>
+      <w:r>
+        <w:rPr>
+          <w:rFonts w:ascii="Courier New" w:hAnsi="Courier New"/>
+          <w:sz w:val="22"/>
+        </w:rPr>
+        <w:t>base = per_rep["srw7_cf"]</w:t>
+      </w:r>
+      <w:r>
+        <w:t xml:space="preserve"> in </w:t>
+      </w:r>
+      <w:r>
+        <w:rPr>
+          <w:rFonts w:ascii="Courier New" w:hAnsi="Courier New"/>
+          <w:sz w:val="22"/>
+        </w:rPr>
+        <w:t>run_m4.py</w:t>
+      </w:r>
+      <w:r>
+        <w:t xml:space="preserve">, i.e.Δ is </w:t>
+      </w:r>
+      <w:r>
+        <w:rPr>
+          <w:b/>
+        </w:rPr>
+        <w:t xml:space="preserve">relative to </w:t>
+      </w:r>
+      <w:r>
+        <w:rPr>
+          <w:rFonts w:ascii="Courier New" w:hAnsi="Courier New"/>
+          <w:b/>
+          <w:sz w:val="22"/>
+        </w:rPr>
+        <w:t>srw7_cf</w:t>
+      </w:r>
+      <w:r>
+        <w:t>, not to the success-rate-only τ_b as the text previously stated.</w:t>
+      </w:r>
+    </w:p>
+    <w:p>
+      <w:pPr>
+        <w:ind w:firstLine="360"/>
+        <w:jc w:val="both"/>
+      </w:pPr>
+      <w:r>
+        <w:t xml:space="preserve">In addition, </w:t>
+      </w:r>
+      <w:r>
+        <w:rPr>
+          <w:b/>
+        </w:rPr>
+        <w:t>no binomial test exists</w:t>
+      </w:r>
+      <w:r>
+        <w:t xml:space="preserve"> in the code or in the JSON; the phrase two-sided binomial test has therefore been removed from the sentence above, and </w:t>
+      </w:r>
+      <w:r>
+        <w:rPr>
+          <w:rFonts w:ascii="Courier New" w:hAnsi="Courier New"/>
+          <w:sz w:val="22"/>
+        </w:rPr>
+        <w:t>win_rate</w:t>
+      </w:r>
+      <w:r>
+        <w:t xml:space="preserve"> is reported only as a descriptive proportion.It must also be added that the text reported only the k = 200 result of P2 (holdout): </w:t>
+      </w:r>
+      <w:r>
+        <w:rPr>
+          <w:rFonts w:ascii="Courier New" w:hAnsi="Courier New"/>
+          <w:sz w:val="22"/>
+        </w:rPr>
+        <w:t>m4_E_cf</w:t>
+      </w:r>
+      <w:r>
+        <w:t xml:space="preserve"> is in fact </w:t>
+      </w:r>
+      <w:r>
+        <w:rPr>
+          <w:b/>
+        </w:rPr>
+        <w:t>below</w:t>
+      </w:r>
+      <w:r>
+        <w:t xml:space="preserve"> the success-rate-only baseline at every k = 10…100 (protocol </w:t>
+      </w:r>
+      <w:r>
+        <w:rPr>
+          <w:rFonts w:ascii="Courier New" w:hAnsi="Courier New"/>
+          <w:sz w:val="22"/>
+        </w:rPr>
+        <w:t>P2_junyi_holdout_errorrate</w:t>
+      </w:r>
+      <w:r>
+        <w:t>: 0.5535 vs.0.6663 at k = 10; 0.7688 vs.0.8072 at k = 25; 0.8676 vs.0.8791 at k = 50; 0.9244 vs.0.9270 at k = 100), an interval of results that was previously unreported.</w:t>
       </w:r>
     </w:p>
     <w:p>
@@ -5397,7 +5830,7 @@
         <w:t>P1_dbe_teacher_labels</w:t>
       </w:r>
       <w:r>
-        <w:t xml:space="preserve">). k=200 paired t: m4_full Δ = −0.0903, sd = 0.0175, t = −23.08, win 0.00; m4_E_cf Δ = +0.0019, sd = 0.0015, t = +5.66, win 0.90. Paired effect size d_z = t/√reps (reps = 20): m4_full −5.16 (very large negative effect), m4_E_cf +1.27 (medium-to-large positive effect). Note: RNG is </w:t>
+        <w:t xml:space="preserve">). k=200 paired t: m4_full Δ = −0.0903, sd = 0.0175, t = −23.08, win 0.00; m4_E_cf Δ = +0.0019, sd = 0.0015, t = +5.66, win 0.90. Paired effect size d_z = t/√reps (reps = 20): m4_full −5.16 (very large negative effect), m4_E_cf +1.27 (medium-to-large positive effect — within-sample descriptive only; see the post-hoc disclosure in §5.2). Note: RNG is </w:t>
       </w:r>
       <w:r>
         <w:rPr>
@@ -6095,7 +6528,123 @@
         <w:t>srw7_cf</w:t>
       </w:r>
       <w:r>
-        <w:t xml:space="preserve"> and m4_full. Residualization constrains the combination to "the increment beyond the success rate," making λ clean again — consistent with the criterion signal in Table 5-2 that "the out-of-fold optimal λ should approach zero": when incremental information is minimal, M4-E automatically reverts to the reference column through λ.</w:t>
+        <w:t xml:space="preserve"> and m4_full.Residualization constrains the combination to "the increment beyond the success rate," making λ clean again — consistent with the criterion signal in Table 5-2 that "the out-of-fold optimal λ should approach zero": when incremental information is minimal, M4-E automatically reverts to the reference column through λ.</w:t>
+      </w:r>
+      <w:r>
+        <w:rPr>
+          <w:b/>
+        </w:rPr>
+        <w:t>Post-hoc disclosure for M4-E (review §4.3, 2026-09-29).</w:t>
+      </w:r>
+      <w:r>
+        <w:t xml:space="preserve"> Three limitations must be stated alongside the repair above.</w:t>
+      </w:r>
+    </w:p>
+    <w:p>
+      <w:pPr>
+        <w:ind w:firstLine="360"/>
+        <w:jc w:val="both"/>
+      </w:pPr>
+      <w:r>
+        <w:t xml:space="preserve">(i) M4-E was appended </w:t>
+      </w:r>
+      <w:r>
+        <w:rPr>
+          <w:b/>
+        </w:rPr>
+        <w:t>after</w:t>
+      </w:r>
+      <w:r>
+        <w:t xml:space="preserve"> the collapse of the full estimator had been observed, and it is evaluated on the </w:t>
+      </w:r>
+      <w:r>
+        <w:rPr>
+          <w:b/>
+        </w:rPr>
+        <w:t>same 212 items, the same labels and the same seed (20260927)</w:t>
+      </w:r>
+      <w:r>
+        <w:t xml:space="preserve">; no items were reserved for confirmation and no second dataset was used, so the repair is exploratory rather than confirmatory.(ii) The sibling variant produced on the same day, </w:t>
+      </w:r>
+      <w:r>
+        <w:rPr>
+          <w:rFonts w:ascii="Courier New" w:hAnsi="Courier New"/>
+          <w:sz w:val="22"/>
+        </w:rPr>
+        <w:t>m4_E_rel</w:t>
+      </w:r>
+      <w:r>
+        <w:t xml:space="preserve">, </w:t>
+      </w:r>
+      <w:r>
+        <w:rPr>
+          <w:b/>
+        </w:rPr>
+        <w:t xml:space="preserve">loses to </w:t>
+      </w:r>
+      <w:r>
+        <w:rPr>
+          <w:rFonts w:ascii="Courier New" w:hAnsi="Courier New"/>
+          <w:b/>
+          <w:sz w:val="22"/>
+        </w:rPr>
+        <w:t>srw7_cf</w:t>
+      </w:r>
+      <w:r>
+        <w:rPr>
+          <w:b/>
+        </w:rPr>
+        <w:t xml:space="preserve"> at every k</w:t>
+      </w:r>
+      <w:r>
+        <w:t xml:space="preserve"> on the exogenous criterion (protocol </w:t>
+      </w:r>
+      <w:r>
+        <w:rPr>
+          <w:rFonts w:ascii="Courier New" w:hAnsi="Courier New"/>
+          <w:sz w:val="22"/>
+        </w:rPr>
+        <w:t>P1_dbe_teacher_labels</w:t>
+      </w:r>
+      <w:r>
+        <w:t>, Δ vs.</w:t>
+      </w:r>
+      <w:r>
+        <w:rPr>
+          <w:rFonts w:ascii="Courier New" w:hAnsi="Courier New"/>
+          <w:sz w:val="22"/>
+        </w:rPr>
+        <w:t>srw7_cf</w:t>
+      </w:r>
+      <w:r>
+        <w:t xml:space="preserve"> = −0.0078 / −0.0009 / −0.0023 / −0.0033 / −0.0016 at k = 10 / 25 / 50 / 100 / 200); these results were previously not reported and are given here.</w:t>
+      </w:r>
+    </w:p>
+    <w:p>
+      <w:pPr>
+        <w:ind w:firstLine="360"/>
+        <w:jc w:val="both"/>
+      </w:pPr>
+      <w:r>
+        <w:t xml:space="preserve">(iii) The reported gain Δ = +0.0019 at k = 200 is only about 1% of the baseline τ_b (≈ 0.17), and at k = 10 the same estimator is </w:t>
+      </w:r>
+      <w:r>
+        <w:rPr>
+          <w:b/>
+        </w:rPr>
+        <w:t>below</w:t>
+      </w:r>
+      <w:r>
+        <w:t xml:space="preserve"> that baseline (Δ = −0.0296); t = 5.66 is the dispersion across 20 re-drawn response slots on the </w:t>
+      </w:r>
+      <w:r>
+        <w:rPr>
+          <w:b/>
+        </w:rPr>
+        <w:t>same items and the same labels</w:t>
+      </w:r>
+      <w:r>
+        <w:t>, and says nothing about generalisation to new items.Writing this as a medium-to-large effect (d_z = 1.27) is therefore misleading; d_z is retained below only as a descriptive within-sample quantity.</w:t>
       </w:r>
     </w:p>
     <w:p>
@@ -7242,7 +7791,7 @@
         <w:jc w:val="both"/>
       </w:pPr>
       <w:r>
-        <w:t xml:space="preserve">This paper proposes M4 — the reliability-structured estimator for the "cold-start multi-signal combination" stage in LearnFlow's four-chain difficulty system — formalizes its four structural improvements (M4-A/B/C/D) and proves that </w:t>
+        <w:t xml:space="preserve">This paper proposes M4 — the reliability-structured estimator for the "cold-start multi-signal combination" stage in LearnFlow's four-chain difficulty system — formalizes its four structural improvements (M4-A/B/C/D) and formerly claimed that </w:t>
       </w:r>
       <w:r>
         <w:rPr>
@@ -7252,7 +7801,7 @@
         <w:t>srw7</w:t>
       </w:r>
       <w:r>
-        <w:t xml:space="preserve"> is a special case; gives the analytic proof and numerical companion of Proposition P1 (under additive separability, pairwise BT = linear combination, ρ = 1.0, convergence certificate ‖∇ℓ‖_∞ = 1e-11), and mechanism-diagnoses that LLM judges implicitly do precision weighting (0.96404 &gt; 0.939289).</w:t>
+        <w:t xml:space="preserve"> is a special case (withdrawn per review §4.2, see §3.3); gives the analytic proof and numerical companion of Proposition P1 (under additive separability, pairwise BT = linear combination, ρ = 1.0, convergence certificate ‖∇ℓ‖_∞ = 1e-11), and mechanism-diagnoses that LLM judges implicitly do precision weighting (0.96404 &gt; 0.939289).</w:t>
       </w:r>
     </w:p>
     <w:p>
